--- a/public/templates/Rama_Studio_Website_Template_v1.docx
+++ b/public/templates/Rama_Studio_Website_Template_v1.docx
@@ -20,7 +20,7 @@
         <w:rPr>
           <w:sz w:val="18"/>
         </w:rPr>
-        <w:t>Keep labels unchanged. Replace examples with your own details. Upload is coming next. Read the use instructions on the final page.</w:t>
+        <w:t>Keep labels unchanged. Replace examples with your own details. Upload the completed document in Brief. Read the use instructions on the final page.</w:t>
       </w:r>
     </w:p>
     <w:p>
@@ -2206,7 +2206,7 @@
     </w:p>
     <w:p>
       <w:r>
-        <w:t>Document upload is not available yet. These templates prepare your content for the planned feature. Do not put passwords, payment details or private customer data in this brief.</w:t>
+        <w:t>Upload your completed Word document or filled PDF in Brief using Upload completed template. Review the imported details before creating your website. Do not put passwords, payment details or private customer data in this brief.</w:t>
       </w:r>
     </w:p>
     <w:p>
